--- a/downloads/sections/t13-l02-dns-codecs-and-the-default-voice-visual.docx
+++ b/downloads/sections/t13-l02-dns-codecs-and-the-default-voice-visual.docx
@@ -64,7 +64,7 @@
     </w:p>
     <w:p>
       <w:r>
-        <w:t>confirm. A 20 ms packet time is a practitioner note about Cisco gateways, not a figure quoted from the Five9 technical requirements in this lab.. last checked 2026-10.</w:t>
+        <w:t>confirm. A 20 ms packet time is a practitioner note about Cisco gateways, not a figure quoted from the Five9 technical requirements in this lab. last checked 2026-10.</w:t>
       </w:r>
     </w:p>
   </w:body>
